--- a/보관본/러시아 인권변호사/Word/1부/1부_6화_다리야와의_인연.docx
+++ b/보관본/러시아 인권변호사/Word/1부/1부_6화_다리야와의_인연.docx
@@ -3063,7 +3063,7 @@
           <w:i w:val="0"/>
           <w:sz w:val="22"/>
         </w:rPr>
-        <w:t xml:space="preserve"> — 시장 스크보즈니크-드무하놉스키가 관리들을 모아 놓고 알리는 첫 장면의 대사. 장면 2에서 다리야가 부패 노동감독관 판텔레예프를 소개하며 “고골의 도시는 감사관이 온다는 말에 떨었지만, 우리는 봉투를 들고 느긋하게 기다린다”고 비튼다. 점검이 형식이 되고 뇌물이 제도가 된 구조를 한 줄로 드러낸다.</w:t>
+        <w:t xml:space="preserve"> — 한국어 해설: 시장 스크보즈니크-드무하놉스키가 관리들을 모아 놓고 알리는 첫 장면의 대사. 장면 2에서 다리야가 부패 노동감독관 판텔레예프를 소개하며 “고골의 도시는 감사관이 온다는 말에 떨었지만, 우리는 봉투를 들고 느긋하게 기다린다”고 비튼다. 점검이 형식이 되고 뇌물이 제도가 된 구조를 한 줄로 드러낸다.</w:t>
       </w:r>
     </w:p>
     <w:p>
@@ -3086,7 +3086,7 @@
           <w:i w:val="0"/>
           <w:sz w:val="22"/>
         </w:rPr>
-        <w:t xml:space="preserve"> — 교사 벨리코프의 입버릇. 장면 5에서 료샤가 조심을 거듭 당부하는 비코프를 벨리코프에 빗대자, 비코프는 “벨리코프는 아무것도 하지 않으려고 상자 속에 숨었지만, 나는 더 많은 일을 하려고 조심하라는 것이다. 상자와 방탄조끼는 다르다”고 답한다. 비코프의 신중함이 두려움이 아니라 전략임을 보여 주는 대목.</w:t>
+        <w:t xml:space="preserve"> — 한국어 해설: 교사 벨리코프의 입버릇. 장면 5에서 료샤가 조심을 거듭 당부하는 비코프를 벨리코프에 빗대자, 비코프는 “벨리코프는 아무것도 하지 않으려고 상자 속에 숨었지만, 나는 더 많은 일을 하려고 조심하라는 것이다. 상자와 방탄조끼는 다르다”고 답한다. 비코프의 신중함이 두려움이 아니라 전략임을 보여 주는 대목.</w:t>
       </w:r>
     </w:p>
     <w:p>
